--- a/a7/packages/A7 Unit 6 - Relationships in Triangles/Lessons/6.01/A7 6.01 Triangle Inequality Theorem; Converse of the Pythagorean Theorem - Teacher Edition.docx
+++ b/a7/packages/A7 Unit 6 - Relationships in Triangles/Lessons/6.01/A7 6.01 Triangle Inequality Theorem; Converse of the Pythagorean Theorem - Teacher Edition.docx
@@ -1788,7 +1788,7 @@
           <w:color w:val="6B6B6B"/>
           <w:sz w:val="19"/>
         </w:rPr>
-        <w:t xml:space="preserve">   3 retrieves 4.05 — a perfect square's root (last unit).</w:t>
+        <w:t xml:space="preserve">   3 retrieves 4.05 — a perfect square's root (Unit 4) (two units back).</w:t>
       </w:r>
       <w:r>
         <w:rPr>
@@ -2080,7 +2080,7 @@
           <w:color w:val="1A1A1A"/>
           <w:sz w:val="21"/>
         </w:rPr>
-        <w:t>7 + 9 = 16 &gt; 15: yes.</w:t>
+        <w:t>7 + 9 = 16 &gt; 15, so yes — a board that says no saw the big 15 and did not add.</w:t>
       </w:r>
     </w:p>
     <w:p>
@@ -2212,7 +2212,26 @@
           <w:color w:val="1A1A1A"/>
           <w:sz w:val="21"/>
         </w:rPr>
-        <w:t>64 + 121 = 185, not 196: not right.</w:t>
+        <w:t>64 + 121 = 185, not 196, so not right — a board that says 'right' compared 185 with something other than 14</w:t>
+      </w:r>
+      <w:r>
+        <w:rPr>
+          <w:b w:val="0"/>
+          <w:i w:val="0"/>
+          <w:color w:val="1A1A1A"/>
+          <w:sz w:val="21"/>
+          <w:vertAlign w:val="superscript"/>
+        </w:rPr>
+        <w:t>2</w:t>
+      </w:r>
+      <w:r>
+        <w:rPr>
+          <w:b w:val="0"/>
+          <w:i w:val="0"/>
+          <w:color w:val="1A1A1A"/>
+          <w:sz w:val="21"/>
+        </w:rPr>
+        <w:t>.</w:t>
       </w:r>
     </w:p>
     <w:p>
@@ -2296,7 +2315,7 @@
           <w:color w:val="6B6B6B"/>
           <w:sz w:val="19"/>
         </w:rPr>
-        <w:t xml:space="preserve">   Yes — added 7 + 10 or 2 + 10 [MA.8.GR.1.3: test the two shorter]</w:t>
+        <w:t xml:space="preserve">   Yes — added 7 + 10 or 2 + 10 [MA.8.GR.1.3: test the two shorter]; 'yes — the ends just do not meet' [Florida B1G-M, GR.1.3: believing the sides need not meet at the corners]</w:t>
       </w:r>
     </w:p>
     <w:p>
@@ -2347,7 +2366,7 @@
           <w:color w:val="6B6B6B"/>
           <w:sz w:val="19"/>
         </w:rPr>
-        <w:t xml:space="preserve">   No — 'two sides cannot be equal' [Notes I: only the sum matters]</w:t>
+        <w:t xml:space="preserve">   No — 'two sides cannot be equal' [Notes I: only the sum matters]; 'it is not a right triangle, so the rule does not apply' [Florida B1G-M, GR.1.3: the Triangle Inequality holds for every triangle]</w:t>
       </w:r>
     </w:p>
     <w:p>
@@ -2440,7 +2459,7 @@
           <w:color w:val="1A1A1A"/>
           <w:sz w:val="21"/>
         </w:rPr>
-        <w:t xml:space="preserve">Two sides of a triangle are 7 cm and 12 cm.  What lengths can the third side be?  →  </w:t>
+        <w:t xml:space="preserve">Two sides of a triangle are 7 cm and 12 cm.  Write an inequality for the length x, in centimeters, of the third side.  →  </w:t>
       </w:r>
       <w:r>
         <w:rPr>
@@ -2449,7 +2468,7 @@
           <w:color w:val="9E1B32"/>
           <w:sz w:val="21"/>
         </w:rPr>
-        <w:t>More than 5 cm and less than 19 cm.</w:t>
+        <w:t>5 &lt; x &lt; 19 — more than 5 cm and less than 19 cm.</w:t>
       </w:r>
       <w:r>
         <w:rPr>
@@ -2458,7 +2477,7 @@
           <w:color w:val="6B6B6B"/>
           <w:sz w:val="19"/>
         </w:rPr>
-        <w:t xml:space="preserve">   5 to 19 — the flat cases included [Notes II]; 'less than 19' — no bottom end [MA.8.GR.1.3]</w:t>
+        <w:t xml:space="preserve">   5 ≤ x ≤ 19 — the flat cases included [Notes II: never equal]; x &lt; 19 — no bottom end [Notes II: long enough to reach]</w:t>
       </w:r>
     </w:p>
     <w:p>
@@ -2491,7 +2510,7 @@
           <w:color w:val="1A1A1A"/>
           <w:sz w:val="21"/>
         </w:rPr>
-        <w:t xml:space="preserve">Two sides of a triangle are 6 cm and 10 cm. Which could be the third side?  →  </w:t>
+        <w:t xml:space="preserve">Two sides of a triangle are 6 cm and 10 cm. Which inequality shows every possible length x, in centimeters, of the third side?  →  </w:t>
       </w:r>
       <w:r>
         <w:rPr>
@@ -2500,7 +2519,7 @@
           <w:color w:val="9E1B32"/>
           <w:sz w:val="21"/>
         </w:rPr>
-        <w:t>C — 12 cm</w:t>
+        <w:t>C — 4 &lt; x &lt; 16</w:t>
       </w:r>
       <w:r>
         <w:rPr>
@@ -2509,7 +2528,7 @@
           <w:color w:val="6B6B6B"/>
           <w:sz w:val="19"/>
         </w:rPr>
-        <w:t xml:space="preserve">   (A) 3 + 6 &lt; 10: too short to reach [MA.8.GR.1.3]; (B) the sum itself, 16, lies flat [Notes II]; (D) the difference itself, 4, lies flat [Notes II]</w:t>
+        <w:t xml:space="preserve">   (A) between the two given sides — the third side can be shorter than both [Notes II: more than the difference]; (B) the flat cases included: at 4 or 16 the sides lie flat [Notes II: never equal]; (D) no bottom end — a third side of 4 or less cannot reach [Notes II: more than the difference]</w:t>
       </w:r>
       <w:r>
         <w:rPr>
@@ -2551,7 +2570,7 @@
           <w:color w:val="1A1A1A"/>
           <w:sz w:val="21"/>
         </w:rPr>
-        <w:t xml:space="preserve">Do sides of 8 in, 15 in and 17 in make a right triangle?  →  </w:t>
+        <w:t xml:space="preserve">Do sides of 8 inches, 15 inches and 17 inches make a right triangle?  →  </w:t>
       </w:r>
       <w:r>
         <w:rPr>
@@ -2725,7 +2744,7 @@
           <w:color w:val="6B6B6B"/>
           <w:sz w:val="19"/>
         </w:rPr>
-        <w:t xml:space="preserve">   (B) the right verdict for the wrong reason — the Triangle Inequality shows only a triangle [MA.8.GR.1.3: two tests]; (C) 25 taken as a leg [Source of Truth, GR.1.1: misidentifying the hypotenuse]; (D) added the sides, not their squares [Notes III]</w:t>
+        <w:t xml:space="preserve">   (B) the right verdict for the wrong reason — the Triangle Inequality shows only a triangle [MA.8.GR.1.3: two tests]; (C) 25 taken as a leg [Florida B1G-M, GR.1.1: misidentifying the hypotenuse]; (D) added the sides, not their squares [Notes III]</w:t>
       </w:r>
       <w:r>
         <w:rPr>
@@ -3105,7 +3124,7 @@
           <w:color w:val="1A1A1A"/>
           <w:sz w:val="20"/>
         </w:rPr>
-        <w:t>5 to 19 — the flat cases included [Notes II]</w:t>
+        <w:t>5 ≤ x ≤ 19 — the flat cases included [Notes II: never equal]</w:t>
       </w:r>
     </w:p>
     <w:p>
@@ -3129,7 +3148,7 @@
           <w:color w:val="1A1A1A"/>
           <w:sz w:val="20"/>
         </w:rPr>
-        <w:t>3 + 6 &lt; 10: too short to reach [MA.8.GR.1.3]</w:t>
+        <w:t>between the two given sides — the third side can be shorter than both [Notes II: more than the difference]</w:t>
       </w:r>
     </w:p>
     <w:p>

--- a/a7/packages/A7 Unit 6 - Relationships in Triangles/Lessons/6.01/A7 6.01 Triangle Inequality Theorem; Converse of the Pythagorean Theorem - Teacher Edition.docx
+++ b/a7/packages/A7 Unit 6 - Relationships in Triangles/Lessons/6.01/A7 6.01 Triangle Inequality Theorem; Converse of the Pythagorean Theorem - Teacher Edition.docx
@@ -1676,7 +1676,7 @@
           <w:color w:val="1A1A1A"/>
           <w:sz w:val="21"/>
         </w:rPr>
-        <w:t xml:space="preserve">Warm-Up — On your own. Four minutes. No notes.  </w:t>
+        <w:t xml:space="preserve">Warm-Up — On your own. No notes.  </w:t>
       </w:r>
       <w:r>
         <w:rPr>
@@ -1685,7 +1685,7 @@
           <w:color w:val="1A1A1A"/>
           <w:sz w:val="21"/>
         </w:rPr>
-        <w:t>Q3 and Q4 are a pair: 5</w:t>
+        <w:t>Q3 and Q4 are a pair: 6</w:t>
       </w:r>
       <w:r>
         <w:rPr>
@@ -1704,7 +1704,7 @@
           <w:color w:val="1A1A1A"/>
           <w:sz w:val="21"/>
         </w:rPr>
-        <w:t xml:space="preserve"> + 12</w:t>
+        <w:t xml:space="preserve"> + 8</w:t>
       </w:r>
       <w:r>
         <w:rPr>
@@ -1723,7 +1723,7 @@
           <w:color w:val="1A1A1A"/>
           <w:sz w:val="21"/>
         </w:rPr>
-        <w:t xml:space="preserve"> = 169 = 13</w:t>
+        <w:t xml:space="preserve"> = 100 = 10</w:t>
       </w:r>
       <w:r>
         <w:rPr>
@@ -1849,7 +1849,7 @@
           <w:color w:val="1A1A1A"/>
           <w:sz w:val="21"/>
         </w:rPr>
-        <w:t xml:space="preserve">   3. 13   4. 169</w:t>
+        <w:t xml:space="preserve">   3. 10   4. 100</w:t>
       </w:r>
     </w:p>
     <w:p>
@@ -2212,26 +2212,7 @@
           <w:color w:val="1A1A1A"/>
           <w:sz w:val="21"/>
         </w:rPr>
-        <w:t>64 + 121 = 185, not 196, so not right — a board that says 'right' compared 185 with something other than 14</w:t>
-      </w:r>
-      <w:r>
-        <w:rPr>
-          <w:b w:val="0"/>
-          <w:i w:val="0"/>
-          <w:color w:val="1A1A1A"/>
-          <w:sz w:val="21"/>
-          <w:vertAlign w:val="superscript"/>
-        </w:rPr>
-        <w:t>2</w:t>
-      </w:r>
-      <w:r>
-        <w:rPr>
-          <w:b w:val="0"/>
-          <w:i w:val="0"/>
-          <w:color w:val="1A1A1A"/>
-          <w:sz w:val="21"/>
-        </w:rPr>
-        <w:t>.</w:t>
+        <w:t>64 + 121 = 185, not 196, so not right — a board that says 'right' added the sides, 8 + 11 = 19 &gt; 14: the Triangle Inequality, not the converse (board 9).</w:t>
       </w:r>
     </w:p>
     <w:p>
@@ -2417,7 +2398,7 @@
           <w:color w:val="6B6B6B"/>
           <w:sz w:val="19"/>
         </w:rPr>
-        <w:t xml:space="preserve">   (A) 7 + 7 = 14 counted — equal lies flat [Notes I]; (C) added the first two listed, 3 + 10 [MA.8.GR.1.3: test the two shorter]; (D) added the longest with another, 12 + 4 [MA.8.GR.1.3: test the two shorter]</w:t>
+        <w:t xml:space="preserve">   (A) 7 + 7 = 14 counted — equal lies flat [Notes I]; (C) added the first two listed, 3 + 10 [MA.8.GR.1.3: test the two shorter]; (D) 4 + 6 = 10 is less than 12: those sides cannot meet [Florida B1G-M, GR.1.3: believing the sides need not meet at the vertices]</w:t>
       </w:r>
       <w:r>
         <w:rPr>
